--- a/rus/docx/24.content.docx
+++ b/rus/docx/24.content.docx
@@ -19,7 +19,7 @@
         <w:rPr>
           <w:lang w:val="ru_RU" w:bidi="ru_RU"/>
         </w:rPr>
-        <w:t>Resource: Заметки к учебнику - Вступления к книгам (Тиндейл)</w:t>
+        <w:t>Resource: Tyndale Open Study Notes</w:t>
       </w:r>
       <w:r>
         <w:rPr>
@@ -112,7 +112,7 @@
         <w:rPr>
           <w:lang w:val="ru_RU" w:bidi="ru_RU"/>
         </w:rPr>
-        <w:t>Заметки к учебнику - Вступления к книгам (Тиндейл)</w:t>
+        <w:t>Tyndale Open Study Notes</w:t>
       </w:r>
     </w:p>
     <w:p>

--- a/rus/docx/24.content.docx
+++ b/rus/docx/24.content.docx
@@ -19,7 +19,7 @@
         <w:rPr>
           <w:lang w:val="ru_RU" w:bidi="ru_RU"/>
         </w:rPr>
-        <w:t>Resource: Tyndale Open Study Notes</w:t>
+        <w:t>Resource: Aquifer Open Study Notes (Book Intros)</w:t>
       </w:r>
       <w:r>
         <w:rPr>
@@ -112,7 +112,7 @@
         <w:rPr>
           <w:lang w:val="ru_RU" w:bidi="ru_RU"/>
         </w:rPr>
-        <w:t>Tyndale Open Study Notes</w:t>
+        <w:t>Aquifer Open Study Notes (Book Intros)</w:t>
       </w:r>
     </w:p>
     <w:p>

--- a/rus/docx/24.content.docx
+++ b/rus/docx/24.content.docx
@@ -276,72 +276,48 @@
         </w:rPr>
         <w:t xml:space="preserve">(с 686 по 642 гг. до н.э.; см. </w:t>
       </w:r>
-      <w:hyperlink r:id="rId13">
-        <w:r>
-          <w:rPr>
-            <w:lang w:val="ru_RU" w:bidi="ru_RU"/>
-          </w:rPr>
-          <w:rPr>
-            <w:color w:val="0000EE"/>
-            <w:u w:val="single"/>
-          </w:rPr>
-          <w:t>4Цар.21:1–7</w:t>
-        </w:r>
-      </w:hyperlink>
+      <w:r>
+        <w:rPr>
+          <w:lang w:val="ru_RU" w:bidi="ru_RU"/>
+        </w:rPr>
+        <w:t>4Цар.21:1–7</w:t>
+      </w:r>
       <w:r>
         <w:rPr>
           <w:lang w:val="ru_RU" w:bidi="ru_RU"/>
         </w:rPr>
         <w:t xml:space="preserve">). Из-за этого Иудейское Царство было полностью опустошено в духовном отношении (но см. </w:t>
       </w:r>
-      <w:hyperlink r:id="rId14">
-        <w:r>
-          <w:rPr>
-            <w:lang w:val="ru_RU" w:bidi="ru_RU"/>
-          </w:rPr>
-          <w:rPr>
-            <w:color w:val="0000EE"/>
-            <w:u w:val="single"/>
-          </w:rPr>
-          <w:t>2Пар.33:10–17</w:t>
-        </w:r>
-      </w:hyperlink>
+      <w:r>
+        <w:rPr>
+          <w:lang w:val="ru_RU" w:bidi="ru_RU"/>
+        </w:rPr>
+        <w:t>2Пар.33:10–17</w:t>
+      </w:r>
       <w:r>
         <w:rPr>
           <w:lang w:val="ru_RU" w:bidi="ru_RU"/>
         </w:rPr>
         <w:t>). Сын Манассии, Аммон, в период своего непродолжительного правления следовал пагубному примеру отца (</w:t>
       </w:r>
-      <w:hyperlink r:id="rId15">
-        <w:r>
-          <w:rPr>
-            <w:lang w:val="ru_RU" w:bidi="ru_RU"/>
-          </w:rPr>
-          <w:rPr>
-            <w:color w:val="0000EE"/>
-            <w:u w:val="single"/>
-          </w:rPr>
-          <w:t>4Цар.21:21</w:t>
-        </w:r>
-      </w:hyperlink>
+      <w:r>
+        <w:rPr>
+          <w:lang w:val="ru_RU" w:bidi="ru_RU"/>
+        </w:rPr>
+        <w:t>4Цар.21:21</w:t>
+      </w:r>
       <w:r>
         <w:rPr>
           <w:lang w:val="ru_RU" w:bidi="ru_RU"/>
         </w:rPr>
         <w:t>). Когда некоторые из дворцовых слуг в Иерусалиме убили Аммона (</w:t>
       </w:r>
-      <w:hyperlink r:id="rId16">
-        <w:r>
-          <w:rPr>
-            <w:lang w:val="ru_RU" w:bidi="ru_RU"/>
-          </w:rPr>
-          <w:rPr>
-            <w:color w:val="0000EE"/>
-            <w:u w:val="single"/>
-          </w:rPr>
-          <w:t>4Цар.21:23–24</w:t>
-        </w:r>
-      </w:hyperlink>
+      <w:r>
+        <w:rPr>
+          <w:lang w:val="ru_RU" w:bidi="ru_RU"/>
+        </w:rPr>
+        <w:t>4Цар.21:23–24</w:t>
+      </w:r>
       <w:r>
         <w:rPr>
           <w:lang w:val="ru_RU" w:bidi="ru_RU"/>
@@ -362,36 +338,24 @@
         </w:rPr>
         <w:t>Иосия был предан Господу и отверг язычество, насаждённое его предками. В двенадцатый год своего правления Иосия издал указ, согласно которому все языческие жертвенники и идолы должны были быть полностью уничтожены (</w:t>
       </w:r>
-      <w:hyperlink r:id="rId17">
-        <w:r>
-          <w:rPr>
-            <w:lang w:val="ru_RU" w:bidi="ru_RU"/>
-          </w:rPr>
-          <w:rPr>
-            <w:color w:val="0000EE"/>
-            <w:u w:val="single"/>
-          </w:rPr>
-          <w:t>2Пар.34:3–7</w:t>
-        </w:r>
-      </w:hyperlink>
+      <w:r>
+        <w:rPr>
+          <w:lang w:val="ru_RU" w:bidi="ru_RU"/>
+        </w:rPr>
+        <w:t>2Пар.34:3–7</w:t>
+      </w:r>
       <w:r>
         <w:rPr>
           <w:lang w:val="ru_RU" w:bidi="ru_RU"/>
         </w:rPr>
         <w:t>). В восемнадцатый год своего правления он выделил средства на ремонт Храма, чтобы священники и народ Иудеи получили возможность поклоняться единому истинному Богу (</w:t>
       </w:r>
-      <w:hyperlink r:id="rId18">
-        <w:r>
-          <w:rPr>
-            <w:lang w:val="ru_RU" w:bidi="ru_RU"/>
-          </w:rPr>
-          <w:rPr>
-            <w:color w:val="0000EE"/>
-            <w:u w:val="single"/>
-          </w:rPr>
-          <w:t>2Пар.34:8</w:t>
-        </w:r>
-      </w:hyperlink>
+      <w:r>
+        <w:rPr>
+          <w:lang w:val="ru_RU" w:bidi="ru_RU"/>
+        </w:rPr>
+        <w:t>2Пар.34:8</w:t>
+      </w:r>
       <w:r>
         <w:rPr>
           <w:lang w:val="ru_RU" w:bidi="ru_RU"/>
@@ -418,18 +382,12 @@
         </w:rPr>
         <w:t xml:space="preserve">Смерть Иосии в битве с египтянами в 609 г. до н.э. (см. </w:t>
       </w:r>
-      <w:hyperlink r:id="rId19">
-        <w:r>
-          <w:rPr>
-            <w:lang w:val="ru_RU" w:bidi="ru_RU"/>
-          </w:rPr>
-          <w:rPr>
-            <w:color w:val="0000EE"/>
-            <w:u w:val="single"/>
-          </w:rPr>
-          <w:t>4Цар.23:29</w:t>
-        </w:r>
-      </w:hyperlink>
+      <w:r>
+        <w:rPr>
+          <w:lang w:val="ru_RU" w:bidi="ru_RU"/>
+        </w:rPr>
+        <w:t>4Цар.23:29</w:t>
+      </w:r>
       <w:r>
         <w:rPr>
           <w:lang w:val="ru_RU" w:bidi="ru_RU"/>
@@ -489,18 +447,12 @@
           <w:lang w:val="ru_RU" w:bidi="ru_RU"/>
         </w:rPr>
       </w:r>
-      <w:hyperlink r:id="rId20">
-        <w:r>
-          <w:rPr>
-            <w:lang w:val="ru_RU" w:bidi="ru_RU"/>
-          </w:rPr>
-          <w:rPr>
-            <w:color w:val="0000EE"/>
-            <w:u w:val="single"/>
-          </w:rPr>
-          <w:t>1 глава</w:t>
-        </w:r>
-      </w:hyperlink>
+      <w:r>
+        <w:rPr>
+          <w:lang w:val="ru_RU" w:bidi="ru_RU"/>
+        </w:rPr>
+        <w:t>1 глава</w:t>
+      </w:r>
       <w:r>
         <w:rPr>
           <w:lang w:val="ru_RU" w:bidi="ru_RU"/>
@@ -521,36 +473,24 @@
         </w:rPr>
         <w:t xml:space="preserve">Главы </w:t>
       </w:r>
-      <w:hyperlink r:id="rId21">
-        <w:r>
-          <w:rPr>
-            <w:lang w:val="ru_RU" w:bidi="ru_RU"/>
-          </w:rPr>
-          <w:rPr>
-            <w:color w:val="0000EE"/>
-            <w:u w:val="single"/>
-          </w:rPr>
-          <w:t>2–20</w:t>
-        </w:r>
-      </w:hyperlink>
+      <w:r>
+        <w:rPr>
+          <w:lang w:val="ru_RU" w:bidi="ru_RU"/>
+        </w:rPr>
+        <w:t>2–20</w:t>
+      </w:r>
       <w:r>
         <w:rPr>
           <w:lang w:val="ru_RU" w:bidi="ru_RU"/>
         </w:rPr>
         <w:t xml:space="preserve">, написанные с 627 по 605 гг. до н.э., раскрывают читателю, как Бог работал с народом Иудеи. Через Иеремию Господь очень резко обличал жителей Иудеи в идолопоклонстве, Он предупреждал их о нападении врагов с севера и о тяжком наказании. В главах </w:t>
       </w:r>
-      <w:hyperlink r:id="rId22">
-        <w:r>
-          <w:rPr>
-            <w:lang w:val="ru_RU" w:bidi="ru_RU"/>
-          </w:rPr>
-          <w:rPr>
-            <w:color w:val="0000EE"/>
-            <w:u w:val="single"/>
-          </w:rPr>
-          <w:t>11–20</w:t>
-        </w:r>
-      </w:hyperlink>
+      <w:r>
+        <w:rPr>
+          <w:lang w:val="ru_RU" w:bidi="ru_RU"/>
+        </w:rPr>
+        <w:t>11–20</w:t>
+      </w:r>
       <w:r>
         <w:rPr>
           <w:lang w:val="ru_RU" w:bidi="ru_RU"/>
@@ -571,18 +511,12 @@
         </w:rPr>
         <w:t xml:space="preserve">Главы </w:t>
       </w:r>
-      <w:hyperlink r:id="rId23">
-        <w:r>
-          <w:rPr>
-            <w:lang w:val="ru_RU" w:bidi="ru_RU"/>
-          </w:rPr>
-          <w:rPr>
-            <w:color w:val="0000EE"/>
-            <w:u w:val="single"/>
-          </w:rPr>
-          <w:t>21–29</w:t>
-        </w:r>
-      </w:hyperlink>
+      <w:r>
+        <w:rPr>
+          <w:lang w:val="ru_RU" w:bidi="ru_RU"/>
+        </w:rPr>
+        <w:t>21–29</w:t>
+      </w:r>
       <w:r>
         <w:rPr>
           <w:lang w:val="ru_RU" w:bidi="ru_RU"/>
@@ -603,36 +537,24 @@
         </w:rPr>
         <w:t xml:space="preserve">В главах </w:t>
       </w:r>
-      <w:hyperlink r:id="rId24">
-        <w:r>
-          <w:rPr>
-            <w:lang w:val="ru_RU" w:bidi="ru_RU"/>
-          </w:rPr>
-          <w:rPr>
-            <w:color w:val="0000EE"/>
-            <w:u w:val="single"/>
-          </w:rPr>
-          <w:t xml:space="preserve">30–33 </w:t>
-        </w:r>
-      </w:hyperlink>
+      <w:r>
+        <w:rPr>
+          <w:lang w:val="ru_RU" w:bidi="ru_RU"/>
+        </w:rPr>
+        <w:t xml:space="preserve">30–33 </w:t>
+      </w:r>
       <w:r>
         <w:rPr>
           <w:lang w:val="ru_RU" w:bidi="ru_RU"/>
         </w:rPr>
         <w:t>(596–588 гг. до н.э.) даются обещания о восстановлении народа Иудеи и установлении новых заветных отношений между Богом и Его народом. Здесь также дано пророчество о будущем приходе праведного Божьего Потомка (</w:t>
       </w:r>
-      <w:hyperlink r:id="rId25">
-        <w:r>
-          <w:rPr>
-            <w:lang w:val="ru_RU" w:bidi="ru_RU"/>
-          </w:rPr>
-          <w:rPr>
-            <w:color w:val="0000EE"/>
-            <w:u w:val="single"/>
-          </w:rPr>
-          <w:t>33:15</w:t>
-        </w:r>
-      </w:hyperlink>
+      <w:r>
+        <w:rPr>
+          <w:lang w:val="ru_RU" w:bidi="ru_RU"/>
+        </w:rPr>
+        <w:t>33:15</w:t>
+      </w:r>
       <w:r>
         <w:rPr>
           <w:lang w:val="ru_RU" w:bidi="ru_RU"/>
@@ -653,18 +575,12 @@
         </w:rPr>
         <w:t xml:space="preserve">Главы </w:t>
       </w:r>
-      <w:hyperlink r:id="rId26">
-        <w:r>
-          <w:rPr>
-            <w:lang w:val="ru_RU" w:bidi="ru_RU"/>
-          </w:rPr>
-          <w:rPr>
-            <w:color w:val="0000EE"/>
-            <w:u w:val="single"/>
-          </w:rPr>
-          <w:t xml:space="preserve">34–45 </w:t>
-        </w:r>
-      </w:hyperlink>
+      <w:r>
+        <w:rPr>
+          <w:lang w:val="ru_RU" w:bidi="ru_RU"/>
+        </w:rPr>
+        <w:t xml:space="preserve">34–45 </w:t>
+      </w:r>
       <w:r>
         <w:rPr>
           <w:lang w:val="ru_RU" w:bidi="ru_RU"/>
@@ -695,18 +611,12 @@
         </w:rPr>
         <w:t xml:space="preserve">. Главы </w:t>
       </w:r>
-      <w:hyperlink r:id="rId27">
-        <w:r>
-          <w:rPr>
-            <w:lang w:val="ru_RU" w:bidi="ru_RU"/>
-          </w:rPr>
-          <w:rPr>
-            <w:color w:val="0000EE"/>
-            <w:u w:val="single"/>
-          </w:rPr>
-          <w:t xml:space="preserve">34–36 </w:t>
-        </w:r>
-      </w:hyperlink>
+      <w:r>
+        <w:rPr>
+          <w:lang w:val="ru_RU" w:bidi="ru_RU"/>
+        </w:rPr>
+        <w:t xml:space="preserve">34–36 </w:t>
+      </w:r>
       <w:r>
         <w:rPr>
           <w:lang w:val="ru_RU" w:bidi="ru_RU"/>
@@ -751,18 +661,12 @@
         </w:rPr>
         <w:t xml:space="preserve">В главах </w:t>
       </w:r>
-      <w:hyperlink r:id="rId28">
-        <w:r>
-          <w:rPr>
-            <w:lang w:val="ru_RU" w:bidi="ru_RU"/>
-          </w:rPr>
-          <w:rPr>
-            <w:color w:val="0000EE"/>
-            <w:u w:val="single"/>
-          </w:rPr>
-          <w:t xml:space="preserve">46–51 </w:t>
-        </w:r>
-      </w:hyperlink>
+      <w:r>
+        <w:rPr>
+          <w:lang w:val="ru_RU" w:bidi="ru_RU"/>
+        </w:rPr>
+        <w:t xml:space="preserve">46–51 </w:t>
+      </w:r>
       <w:r>
         <w:rPr>
           <w:lang w:val="ru_RU" w:bidi="ru_RU"/>
@@ -795,36 +699,24 @@
           <w:lang w:val="ru_RU" w:bidi="ru_RU"/>
         </w:rPr>
       </w:r>
-      <w:hyperlink r:id="rId29">
-        <w:r>
-          <w:rPr>
-            <w:lang w:val="ru_RU" w:bidi="ru_RU"/>
-          </w:rPr>
-          <w:rPr>
-            <w:color w:val="0000EE"/>
-            <w:u w:val="single"/>
-          </w:rPr>
-          <w:t>52 глава</w:t>
-        </w:r>
-      </w:hyperlink>
+      <w:r>
+        <w:rPr>
+          <w:lang w:val="ru_RU" w:bidi="ru_RU"/>
+        </w:rPr>
+        <w:t>52 глава</w:t>
+      </w:r>
       <w:r>
         <w:rPr>
           <w:lang w:val="ru_RU" w:bidi="ru_RU"/>
         </w:rPr>
         <w:t xml:space="preserve"> (586–561 гг. до н.э.) описывает последние дни Иерусалима, фактически повторяя записанное в </w:t>
       </w:r>
-      <w:hyperlink r:id="rId30">
-        <w:r>
-          <w:rPr>
-            <w:lang w:val="ru_RU" w:bidi="ru_RU"/>
-          </w:rPr>
-          <w:rPr>
-            <w:color w:val="0000EE"/>
-            <w:u w:val="single"/>
-          </w:rPr>
-          <w:t>4Цар.24:18–25:30</w:t>
-        </w:r>
-      </w:hyperlink>
+      <w:r>
+        <w:rPr>
+          <w:lang w:val="ru_RU" w:bidi="ru_RU"/>
+        </w:rPr>
+        <w:t>4Цар.24:18–25:30</w:t>
+      </w:r>
       <w:r>
         <w:rPr>
           <w:lang w:val="ru_RU" w:bidi="ru_RU"/>
@@ -856,18 +748,12 @@
         </w:rPr>
         <w:t>В четвёртый год царствования Иоакима (605 г. до н.э.) Иеремия продиктовал серию пророчеств своему писцу Варуху, который записал эти пророчества в свиток, впоследствии отправленный царю (</w:t>
       </w:r>
-      <w:hyperlink r:id="rId31">
-        <w:r>
-          <w:rPr>
-            <w:lang w:val="ru_RU" w:bidi="ru_RU"/>
-          </w:rPr>
-          <w:rPr>
-            <w:color w:val="0000EE"/>
-            <w:u w:val="single"/>
-          </w:rPr>
-          <w:t>Иер.36:1–26</w:t>
-        </w:r>
-      </w:hyperlink>
+      <w:r>
+        <w:rPr>
+          <w:lang w:val="ru_RU" w:bidi="ru_RU"/>
+        </w:rPr>
+        <w:t>Иер.36:1–26</w:t>
+      </w:r>
       <w:r>
         <w:rPr>
           <w:lang w:val="ru_RU" w:bidi="ru_RU"/>
@@ -886,36 +772,24 @@
         </w:rPr>
         <w:t>» (</w:t>
       </w:r>
-      <w:hyperlink r:id="rId32">
-        <w:r>
-          <w:rPr>
-            <w:lang w:val="ru_RU" w:bidi="ru_RU"/>
-          </w:rPr>
-          <w:rPr>
-            <w:color w:val="0000EE"/>
-            <w:u w:val="single"/>
-          </w:rPr>
-          <w:t>36:32</w:t>
-        </w:r>
-      </w:hyperlink>
+      <w:r>
+        <w:rPr>
+          <w:lang w:val="ru_RU" w:bidi="ru_RU"/>
+        </w:rPr>
+        <w:t>36:32</w:t>
+      </w:r>
       <w:r>
         <w:rPr>
           <w:lang w:val="ru_RU" w:bidi="ru_RU"/>
         </w:rPr>
         <w:t xml:space="preserve">). Скорее всего, что главы </w:t>
       </w:r>
-      <w:hyperlink r:id="rId21">
-        <w:r>
-          <w:rPr>
-            <w:lang w:val="ru_RU" w:bidi="ru_RU"/>
-          </w:rPr>
-          <w:rPr>
-            <w:color w:val="0000EE"/>
-            <w:u w:val="single"/>
-          </w:rPr>
-          <w:t xml:space="preserve">2–20 </w:t>
-        </w:r>
-      </w:hyperlink>
+      <w:r>
+        <w:rPr>
+          <w:lang w:val="ru_RU" w:bidi="ru_RU"/>
+        </w:rPr>
+        <w:t xml:space="preserve">2–20 </w:t>
+      </w:r>
       <w:r>
         <w:rPr>
           <w:lang w:val="ru_RU" w:bidi="ru_RU"/>
@@ -996,18 +870,12 @@
         </w:rPr>
         <w:t xml:space="preserve">Посланник всегда действовал от имени своего правителя и имел его авторитет. Получатель послания мог выслушать посланника царя или прогнать его. Он также мог передать с ним свой ответ. Своими действиями получатель, отвергший послание, мог оскорбить посла, что могло стать причиной для войны (см. </w:t>
       </w:r>
-      <w:hyperlink r:id="rId33">
-        <w:r>
-          <w:rPr>
-            <w:lang w:val="ru_RU" w:bidi="ru_RU"/>
-          </w:rPr>
-          <w:rPr>
-            <w:color w:val="0000EE"/>
-            <w:u w:val="single"/>
-          </w:rPr>
-          <w:t>2Цар.10:1–19</w:t>
-        </w:r>
-      </w:hyperlink>
+      <w:r>
+        <w:rPr>
+          <w:lang w:val="ru_RU" w:bidi="ru_RU"/>
+        </w:rPr>
+        <w:t>2Цар.10:1–19</w:t>
+      </w:r>
       <w:r>
         <w:rPr>
           <w:lang w:val="ru_RU" w:bidi="ru_RU"/>
@@ -1040,18 +908,12 @@
         </w:rPr>
         <w:t>Судебная обстановка. Большинство пророчеств Иеремии звучат как речи в зале суда. В них встречается юридическая лексика. Уже в самом начале книги создаётся картина судебного процесса, и звучат слова Господа: «Поэтому Я ещё буду судиться с вами, говорит Господь, и с сыновьями сыновей ваших буду судиться» (</w:t>
       </w:r>
-      <w:hyperlink r:id="rId34">
-        <w:r>
-          <w:rPr>
-            <w:lang w:val="ru_RU" w:bidi="ru_RU"/>
-          </w:rPr>
-          <w:rPr>
-            <w:color w:val="0000EE"/>
-            <w:u w:val="single"/>
-          </w:rPr>
-          <w:t>Иер. 2:9</w:t>
-        </w:r>
-      </w:hyperlink>
+      <w:r>
+        <w:rPr>
+          <w:lang w:val="ru_RU" w:bidi="ru_RU"/>
+        </w:rPr>
+        <w:t>Иер. 2:9</w:t>
+      </w:r>
       <w:r>
         <w:rPr>
           <w:lang w:val="ru_RU" w:bidi="ru_RU"/>
@@ -1103,18 +965,12 @@
         </w:rPr>
         <w:t xml:space="preserve"> (</w:t>
       </w:r>
-      <w:hyperlink r:id="rId35">
-        <w:r>
-          <w:rPr>
-            <w:lang w:val="ru_RU" w:bidi="ru_RU"/>
-          </w:rPr>
-          <w:rPr>
-            <w:color w:val="0000EE"/>
-            <w:u w:val="single"/>
-          </w:rPr>
-          <w:t>Иер.10:1–16</w:t>
-        </w:r>
-      </w:hyperlink>
+      <w:r>
+        <w:rPr>
+          <w:lang w:val="ru_RU" w:bidi="ru_RU"/>
+        </w:rPr>
+        <w:t>Иер.10:1–16</w:t>
+      </w:r>
       <w:r>
         <w:rPr>
           <w:lang w:val="ru_RU" w:bidi="ru_RU"/>
@@ -1193,54 +1049,36 @@
         </w:rPr>
         <w:t xml:space="preserve">Самое удивительное описание Божьей милости содержится в </w:t>
       </w:r>
-      <w:hyperlink r:id="rId24">
-        <w:r>
-          <w:rPr>
-            <w:lang w:val="ru_RU" w:bidi="ru_RU"/>
-          </w:rPr>
-          <w:rPr>
-            <w:color w:val="0000EE"/>
-            <w:u w:val="single"/>
-          </w:rPr>
-          <w:t>30–33 главах</w:t>
-        </w:r>
-      </w:hyperlink>
+      <w:r>
+        <w:rPr>
+          <w:lang w:val="ru_RU" w:bidi="ru_RU"/>
+        </w:rPr>
+        <w:t>30–33 главах</w:t>
+      </w:r>
       <w:r>
         <w:rPr>
           <w:lang w:val="ru_RU" w:bidi="ru_RU"/>
         </w:rPr>
         <w:t>, где Бог обещает обновить завет и дать Своему народу нового Царя. Бог говорит, что Он больше не будет искоренять и разрушать, но станет насаждать и созидать (</w:t>
       </w:r>
-      <w:hyperlink r:id="rId36">
-        <w:r>
-          <w:rPr>
-            <w:lang w:val="ru_RU" w:bidi="ru_RU"/>
-          </w:rPr>
-          <w:rPr>
-            <w:color w:val="0000EE"/>
-            <w:u w:val="single"/>
-          </w:rPr>
-          <w:t>1:10</w:t>
-        </w:r>
-      </w:hyperlink>
+      <w:r>
+        <w:rPr>
+          <w:lang w:val="ru_RU" w:bidi="ru_RU"/>
+        </w:rPr>
+        <w:t>1:10</w:t>
+      </w:r>
       <w:r>
         <w:rPr>
           <w:lang w:val="ru_RU" w:bidi="ru_RU"/>
         </w:rPr>
         <w:t xml:space="preserve">; </w:t>
       </w:r>
-      <w:hyperlink r:id="rId37">
-        <w:r>
-          <w:rPr>
-            <w:lang w:val="ru_RU" w:bidi="ru_RU"/>
-          </w:rPr>
-          <w:rPr>
-            <w:color w:val="0000EE"/>
-            <w:u w:val="single"/>
-          </w:rPr>
-          <w:t>31:28</w:t>
-        </w:r>
-      </w:hyperlink>
+      <w:r>
+        <w:rPr>
+          <w:lang w:val="ru_RU" w:bidi="ru_RU"/>
+        </w:rPr>
+        <w:t>31:28</w:t>
+      </w:r>
       <w:r>
         <w:rPr>
           <w:lang w:val="ru_RU" w:bidi="ru_RU"/>
@@ -1261,18 +1099,12 @@
         </w:rPr>
         <w:t>Во время всех эти событий Иеремия испытывал глубокие внутренние противоречия между повелениями Господа и своими желаниями (</w:t>
       </w:r>
-      <w:hyperlink r:id="rId38">
-        <w:r>
-          <w:rPr>
-            <w:lang w:val="ru_RU" w:bidi="ru_RU"/>
-          </w:rPr>
-          <w:rPr>
-            <w:color w:val="0000EE"/>
-            <w:u w:val="single"/>
-          </w:rPr>
-          <w:t>1:17–19</w:t>
-        </w:r>
-      </w:hyperlink>
+      <w:r>
+        <w:rPr>
+          <w:lang w:val="ru_RU" w:bidi="ru_RU"/>
+        </w:rPr>
+        <w:t>1:17–19</w:t>
+      </w:r>
       <w:r>
         <w:rPr>
           <w:lang w:val="ru_RU" w:bidi="ru_RU"/>
@@ -1291,54 +1123,36 @@
         </w:rPr>
         <w:t xml:space="preserve">». Однако Иеремия хотел сохранить мир со своими соотечественниками (см. </w:t>
       </w:r>
-      <w:hyperlink r:id="rId39">
-        <w:r>
-          <w:rPr>
-            <w:lang w:val="ru_RU" w:bidi="ru_RU"/>
-          </w:rPr>
-          <w:rPr>
-            <w:color w:val="0000EE"/>
-            <w:u w:val="single"/>
-          </w:rPr>
-          <w:t>20:8–9</w:t>
-        </w:r>
-      </w:hyperlink>
+      <w:r>
+        <w:rPr>
+          <w:lang w:val="ru_RU" w:bidi="ru_RU"/>
+        </w:rPr>
+        <w:t>20:8–9</w:t>
+      </w:r>
       <w:r>
         <w:rPr>
           <w:lang w:val="ru_RU" w:bidi="ru_RU"/>
         </w:rPr>
         <w:t>). Он чувствовал глубокое единение со своим народом, и ужасные пророчества о Божьем суде и разрушении, которые он должен был объявлять, глубоко ранили его собственную душу. Как никакой другой ветхозаветный пророк, Иеремия позволил нам увидеть своё сердце, когда он боролся с собой, чтобы остаться верным и послушным Богу (</w:t>
       </w:r>
-      <w:hyperlink r:id="rId40">
-        <w:r>
-          <w:rPr>
-            <w:lang w:val="ru_RU" w:bidi="ru_RU"/>
-          </w:rPr>
-          <w:rPr>
-            <w:color w:val="0000EE"/>
-            <w:u w:val="single"/>
-          </w:rPr>
-          <w:t>15:16–18</w:t>
-        </w:r>
-      </w:hyperlink>
+      <w:r>
+        <w:rPr>
+          <w:lang w:val="ru_RU" w:bidi="ru_RU"/>
+        </w:rPr>
+        <w:t>15:16–18</w:t>
+      </w:r>
       <w:r>
         <w:rPr>
           <w:lang w:val="ru_RU" w:bidi="ru_RU"/>
         </w:rPr>
         <w:t xml:space="preserve">; ср. </w:t>
       </w:r>
-      <w:hyperlink r:id="rId41">
-        <w:r>
-          <w:rPr>
-            <w:lang w:val="ru_RU" w:bidi="ru_RU"/>
-          </w:rPr>
-          <w:rPr>
-            <w:color w:val="0000EE"/>
-            <w:u w:val="single"/>
-          </w:rPr>
-          <w:t>Мф.26:36–42</w:t>
-        </w:r>
-      </w:hyperlink>
+      <w:r>
+        <w:rPr>
+          <w:lang w:val="ru_RU" w:bidi="ru_RU"/>
+        </w:rPr>
+        <w:t>Мф.26:36–42</w:t>
+      </w:r>
       <w:r>
         <w:rPr>
           <w:lang w:val="ru_RU" w:bidi="ru_RU"/>
